--- a/Bitacora/Bitacora_030326.docx
+++ b/Bitacora/Bitacora_030326.docx
@@ -1853,10 +1853,10 @@
           <w:szCs w:val="24"/>
         </w:rPr>
         <w:drawing>
-          <wp:inline distT="0" distB="0" distL="0" distR="0" wp14:anchorId="02033674" wp14:editId="2F01362E">
-            <wp:extent cx="1785600" cy="2306653"/>
-            <wp:effectExtent l="0" t="0" r="5715" b="5080"/>
-            <wp:docPr id="1944175517" name="Picture 3" descr="A document with black text&#10;&#10;AI-generated content may be incorrect."/>
+          <wp:inline distT="0" distB="0" distL="0" distR="0" wp14:anchorId="365CEAA3" wp14:editId="4F6DA368">
+            <wp:extent cx="1776184" cy="2306548"/>
+            <wp:effectExtent l="0" t="0" r="1905" b="5080"/>
+            <wp:docPr id="1747351646" name="Picture 1"/>
             <wp:cNvGraphicFramePr>
               <a:graphicFrameLocks xmlns:a="http://schemas.openxmlformats.org/drawingml/2006/main" noChangeAspect="1"/>
             </wp:cNvGraphicFramePr>
@@ -1864,7 +1864,7 @@
               <a:graphicData uri="http://schemas.openxmlformats.org/drawingml/2006/picture">
                 <pic:pic xmlns:pic="http://schemas.openxmlformats.org/drawingml/2006/picture">
                   <pic:nvPicPr>
-                    <pic:cNvPr id="1944175517" name="Picture 3" descr="A document with black text&#10;&#10;AI-generated content may be incorrect."/>
+                    <pic:cNvPr id="1747351646" name="Picture 1747351646"/>
                     <pic:cNvPicPr/>
                   </pic:nvPicPr>
                   <pic:blipFill>
@@ -1882,7 +1882,7 @@
                   <pic:spPr>
                     <a:xfrm>
                       <a:off x="0" y="0"/>
-                      <a:ext cx="1842993" cy="2380793"/>
+                      <a:ext cx="1797469" cy="2334189"/>
                     </a:xfrm>
                     <a:prstGeom prst="rect">
                       <a:avLst/>
